--- a/Hostel-Management-System-SRS.docx
+++ b/Hostel-Management-System-SRS.docx
@@ -71,16 +71,10 @@
       </w:r>
     </w:p>
     <w:p>
-      <w:r>
-        <w:br w:type="page"/>
-      </w:r>
-    </w:p>
-    <w:p>
       <w:pPr>
         <w:pStyle w:val="Heading1"/>
       </w:pPr>
       <w:r>
-        <w:lastRenderedPageBreak/>
         <w:t>Table of Contents</w:t>
       </w:r>
     </w:p>
@@ -838,6 +832,11 @@
       <w:pPr>
         <w:pStyle w:val="Heading2"/>
       </w:pPr>
+    </w:p>
+    <w:p>
+      <w:pPr>
+        <w:pStyle w:val="Heading2"/>
+      </w:pPr>
       <w:r>
         <w:t>2.3 User Classes and Characteristics</w:t>
       </w:r>
@@ -935,14 +934,7 @@
               <w:rPr>
                 <w:sz w:val="17"/>
               </w:rPr>
-              <w:t xml:space="preserve">Register/login, view room and fee status, raise complaints, submit leave requests, </w:t>
-            </w:r>
-            <w:r>
-              <w:rPr>
-                <w:sz w:val="17"/>
-              </w:rPr>
-              <w:lastRenderedPageBreak/>
-              <w:t>view complaint history.</w:t>
+              <w:t>Register/login, view room and fee status, raise complaints, submit leave requests, view complaint history.</w:t>
             </w:r>
           </w:p>
         </w:tc>
@@ -956,7 +948,6 @@
               <w:rPr>
                 <w:sz w:val="17"/>
               </w:rPr>
-              <w:lastRenderedPageBreak/>
               <w:t>Frequent user; basic computer literacy assumed.</w:t>
             </w:r>
           </w:p>
@@ -1218,6 +1209,7 @@
         <w:pStyle w:val="Heading1"/>
       </w:pPr>
       <w:r>
+        <w:lastRenderedPageBreak/>
         <w:t>4. Analysis Models</w:t>
       </w:r>
     </w:p>
@@ -1231,11 +1223,7 @@
     </w:p>
     <w:p>
       <w:r>
-        <w:t xml:space="preserve">The principal actors are Student, Warden/Admin, and System Administrator. Student use cases include Register, Login, View Room Status, View Fee Status, Raise Complaint, View Complaint History, and Request Leave. </w:t>
-      </w:r>
-      <w:r>
-        <w:lastRenderedPageBreak/>
-        <w:t>Warden/Admin use cases include Login, Allocate/Reallocate/Vacate Room, Record Fee Payment, Resolve Complaint, Approve/Reject Leave, Log Visitor Entry/Exit, and View/Export Reports. The System Administrator manages user accounts and system settings.</w:t>
+        <w:t>The principal actors are Student, Warden/Admin, and System Administrator. Student use cases include Register, Login, View Room Status, View Fee Status, Raise Complaint, View Complaint History, and Request Leave. Warden/Admin use cases include Login, Allocate/Reallocate/Vacate Room, Record Fee Payment, Resolve Complaint, Approve/Reject Leave, Log Visitor Entry/Exit, and View/Export Reports. The System Administrator manages user accounts and system settings.</w:t>
       </w:r>
     </w:p>
     <w:p>
@@ -1407,6 +1395,7 @@
         <w:pStyle w:val="Heading2"/>
       </w:pPr>
       <w:r>
+        <w:lastRenderedPageBreak/>
         <w:t>5.3 Fee Payment and Tracking</w:t>
       </w:r>
     </w:p>
@@ -1424,7 +1413,6 @@
         <w:pStyle w:val="Heading3"/>
       </w:pPr>
       <w:r>
-        <w:lastRenderedPageBreak/>
         <w:t>Stimulus/Response Sequences</w:t>
       </w:r>
     </w:p>
@@ -1619,6 +1607,7 @@
         <w:pStyle w:val="Heading1"/>
       </w:pPr>
       <w:r>
+        <w:lastRenderedPageBreak/>
         <w:t>6. Other Nonfunctional Requirements</w:t>
       </w:r>
     </w:p>
@@ -1640,7 +1629,6 @@
         <w:pStyle w:val="Heading2"/>
       </w:pPr>
       <w:r>
-        <w:lastRenderedPageBreak/>
         <w:t>6.2 Security Requirements</w:t>
       </w:r>
     </w:p>
@@ -2353,6 +2341,7 @@
               <w:rPr>
                 <w:sz w:val="17"/>
               </w:rPr>
+              <w:lastRenderedPageBreak/>
               <w:t>Phone Number</w:t>
             </w:r>
           </w:p>
@@ -2728,7 +2717,6 @@
               <w:rPr>
                 <w:sz w:val="17"/>
               </w:rPr>
-              <w:lastRenderedPageBreak/>
               <w:t>Leave End Date</w:t>
             </w:r>
           </w:p>
